--- a/public/fun/forms/이력서_생산·품질관리_6_NCS형.docx
+++ b/public/fun/forms/이력서_생산·품질관리_6_NCS형.docx
@@ -483,7 +483,19 @@
             <w:tcW w:type="dxa" w:w="2085"/>
             <w:vAlign w:val="center"/>
           </w:tcPr>
-          <w:p/>
+          <w:p>
+            <w:pPr>
+              <w:spacing w:before="0" w:after="0"/>
+              <w:jc w:val="left"/>
+            </w:pPr>
+            <w:r>
+              <w:rPr>
+                <w:color w:val="A9B0B8"/>
+                <w:sz w:val="16"/>
+              </w:rPr>
+              <w:t>예) 2024.06.</w:t>
+            </w:r>
+          </w:p>
         </w:tc>
         <w:tc>
           <w:tcPr>
@@ -648,21 +660,57 @@
             <w:tcW w:type="dxa" w:w="2085"/>
             <w:vAlign w:val="center"/>
           </w:tcPr>
-          <w:p/>
+          <w:p>
+            <w:pPr>
+              <w:spacing w:before="0" w:after="0"/>
+              <w:jc w:val="left"/>
+            </w:pPr>
+            <w:r>
+              <w:rPr>
+                <w:color w:val="A9B0B8"/>
+                <w:sz w:val="16"/>
+              </w:rPr>
+              <w:t>예) 2022.03 ~ 2024.02</w:t>
+            </w:r>
+          </w:p>
         </w:tc>
         <w:tc>
           <w:tcPr>
             <w:tcW w:type="dxa" w:w="4170"/>
             <w:vAlign w:val="center"/>
           </w:tcPr>
-          <w:p/>
+          <w:p>
+            <w:pPr>
+              <w:spacing w:before="0" w:after="0"/>
+              <w:jc w:val="left"/>
+            </w:pPr>
+            <w:r>
+              <w:rPr>
+                <w:color w:val="A9B0B8"/>
+                <w:sz w:val="16"/>
+              </w:rPr>
+              <w:t>○○대학교</w:t>
+            </w:r>
+          </w:p>
         </w:tc>
         <w:tc>
           <w:tcPr>
             <w:tcW w:type="dxa" w:w="4155"/>
             <w:vAlign w:val="center"/>
           </w:tcPr>
-          <w:p/>
+          <w:p>
+            <w:pPr>
+              <w:spacing w:before="0" w:after="0"/>
+              <w:jc w:val="left"/>
+            </w:pPr>
+            <w:r>
+              <w:rPr>
+                <w:color w:val="A9B0B8"/>
+                <w:sz w:val="16"/>
+              </w:rPr>
+              <w:t>○○학과 (학점 3.8/4.5)</w:t>
+            </w:r>
+          </w:p>
         </w:tc>
       </w:tr>
       <w:tr>
@@ -861,21 +909,57 @@
             <w:tcW w:type="dxa" w:w="2085"/>
             <w:vAlign w:val="center"/>
           </w:tcPr>
-          <w:p/>
+          <w:p>
+            <w:pPr>
+              <w:spacing w:before="0" w:after="0"/>
+              <w:jc w:val="left"/>
+            </w:pPr>
+            <w:r>
+              <w:rPr>
+                <w:color w:val="A9B0B8"/>
+                <w:sz w:val="16"/>
+              </w:rPr>
+              <w:t>예) 2023.05.</w:t>
+            </w:r>
+          </w:p>
         </w:tc>
         <w:tc>
           <w:tcPr>
             <w:tcW w:type="dxa" w:w="2775"/>
             <w:vAlign w:val="center"/>
           </w:tcPr>
-          <w:p/>
+          <w:p>
+            <w:pPr>
+              <w:spacing w:before="0" w:after="0"/>
+              <w:jc w:val="left"/>
+            </w:pPr>
+            <w:r>
+              <w:rPr>
+                <w:color w:val="A9B0B8"/>
+                <w:sz w:val="16"/>
+              </w:rPr>
+              <w:t>○○ 자격증</w:t>
+            </w:r>
+          </w:p>
         </w:tc>
         <w:tc>
           <w:tcPr>
             <w:tcW w:type="dxa" w:w="2775"/>
             <w:vAlign w:val="center"/>
           </w:tcPr>
-          <w:p/>
+          <w:p>
+            <w:pPr>
+              <w:spacing w:before="0" w:after="0"/>
+              <w:jc w:val="left"/>
+            </w:pPr>
+            <w:r>
+              <w:rPr>
+                <w:color w:val="A9B0B8"/>
+                <w:sz w:val="16"/>
+              </w:rPr>
+              <w:t>○○공단</w:t>
+            </w:r>
+          </w:p>
         </w:tc>
         <w:tc>
           <w:tcPr>
@@ -1122,7 +1206,19 @@
             <w:tcW w:type="dxa" w:w="2085"/>
             <w:vAlign w:val="center"/>
           </w:tcPr>
-          <w:p/>
+          <w:p>
+            <w:pPr>
+              <w:spacing w:before="0" w:after="0"/>
+              <w:jc w:val="left"/>
+            </w:pPr>
+            <w:r>
+              <w:rPr>
+                <w:color w:val="A9B0B8"/>
+                <w:sz w:val="16"/>
+              </w:rPr>
+              <w:t>예) 2022.03 ~ 2024.02</w:t>
+            </w:r>
+          </w:p>
         </w:tc>
         <w:tc>
           <w:tcPr>
@@ -1143,7 +1239,19 @@
             <w:tcW w:type="dxa" w:w="2775"/>
             <w:vAlign w:val="center"/>
           </w:tcPr>
-          <w:p/>
+          <w:p>
+            <w:pPr>
+              <w:spacing w:before="0" w:after="0"/>
+              <w:jc w:val="left"/>
+            </w:pPr>
+            <w:r>
+              <w:rPr>
+                <w:color w:val="A9B0B8"/>
+                <w:sz w:val="16"/>
+              </w:rPr>
+              <w:t>맡은 일 + 숫자 성과</w:t>
+            </w:r>
+          </w:p>
         </w:tc>
       </w:tr>
       <w:tr>

--- a/public/fun/forms/이력서_생산·품질관리_6_NCS형.docx
+++ b/public/fun/forms/이력서_생산·품질관리_6_NCS형.docx
@@ -109,10 +109,10 @@
       </w:tblPr>
       <w:tblGrid>
         <w:gridCol w:w="1695"/>
-        <w:gridCol w:w="1200"/>
+        <w:gridCol w:w="1230"/>
         <w:gridCol w:w="3255"/>
-        <w:gridCol w:w="1200"/>
-        <w:gridCol w:w="3060"/>
+        <w:gridCol w:w="1230"/>
+        <w:gridCol w:w="3000"/>
       </w:tblGrid>
       <w:tr>
         <w:trPr>
@@ -143,7 +143,7 @@
         </w:tc>
         <w:tc>
           <w:tcPr>
-            <w:tcW w:type="dxa" w:w="1200"/>
+            <w:tcW w:type="dxa" w:w="1230"/>
             <w:shd w:val="clear" w:color="auto" w:fill="F1F6F3"/>
             <w:vAlign w:val="center"/>
           </w:tcPr>
@@ -171,7 +171,7 @@
         </w:tc>
         <w:tc>
           <w:tcPr>
-            <w:tcW w:type="dxa" w:w="1200"/>
+            <w:tcW w:type="dxa" w:w="1230"/>
             <w:shd w:val="clear" w:color="auto" w:fill="F1F6F3"/>
             <w:vAlign w:val="center"/>
           </w:tcPr>
@@ -192,7 +192,7 @@
         </w:tc>
         <w:tc>
           <w:tcPr>
-            <w:tcW w:type="dxa" w:w="3060"/>
+            <w:tcW w:type="dxa" w:w="3000"/>
             <w:vAlign w:val="center"/>
           </w:tcPr>
           <w:p/>
@@ -212,7 +212,7 @@
         </w:tc>
         <w:tc>
           <w:tcPr>
-            <w:tcW w:type="dxa" w:w="1200"/>
+            <w:tcW w:type="dxa" w:w="1230"/>
             <w:shd w:val="clear" w:color="auto" w:fill="F1F6F3"/>
             <w:vAlign w:val="center"/>
           </w:tcPr>
@@ -240,7 +240,7 @@
         </w:tc>
         <w:tc>
           <w:tcPr>
-            <w:tcW w:type="dxa" w:w="1200"/>
+            <w:tcW w:type="dxa" w:w="1230"/>
             <w:shd w:val="clear" w:color="auto" w:fill="F1F6F3"/>
             <w:vAlign w:val="center"/>
           </w:tcPr>
@@ -261,7 +261,7 @@
         </w:tc>
         <w:tc>
           <w:tcPr>
-            <w:tcW w:type="dxa" w:w="3060"/>
+            <w:tcW w:type="dxa" w:w="3000"/>
             <w:vAlign w:val="center"/>
           </w:tcPr>
           <w:p/>
@@ -281,7 +281,7 @@
         </w:tc>
         <w:tc>
           <w:tcPr>
-            <w:tcW w:type="dxa" w:w="1200"/>
+            <w:tcW w:type="dxa" w:w="1230"/>
             <w:shd w:val="clear" w:color="auto" w:fill="F1F6F3"/>
             <w:vAlign w:val="center"/>
           </w:tcPr>
@@ -309,7 +309,7 @@
         </w:tc>
         <w:tc>
           <w:tcPr>
-            <w:tcW w:type="dxa" w:w="1200"/>
+            <w:tcW w:type="dxa" w:w="1230"/>
             <w:shd w:val="clear" w:color="auto" w:fill="F1F6F3"/>
             <w:vAlign w:val="center"/>
           </w:tcPr>
@@ -330,7 +330,7 @@
         </w:tc>
         <w:tc>
           <w:tcPr>
-            <w:tcW w:type="dxa" w:w="3060"/>
+            <w:tcW w:type="dxa" w:w="3000"/>
             <w:vAlign w:val="center"/>
           </w:tcPr>
           <w:p/>
@@ -1509,10 +1509,10 @@
         <w:tblLook w:firstColumn="1" w:firstRow="1" w:lastColumn="0" w:lastRow="0" w:noHBand="0" w:noVBand="1" w:val="04A0"/>
       </w:tblPr>
       <w:tblGrid>
-        <w:gridCol w:w="1380"/>
-        <w:gridCol w:w="3825"/>
-        <w:gridCol w:w="1380"/>
-        <w:gridCol w:w="3825"/>
+        <w:gridCol w:w="1545"/>
+        <w:gridCol w:w="3660"/>
+        <w:gridCol w:w="1545"/>
+        <w:gridCol w:w="3660"/>
       </w:tblGrid>
       <w:tr>
         <w:trPr>
@@ -1521,7 +1521,7 @@
         </w:trPr>
         <w:tc>
           <w:tcPr>
-            <w:tcW w:type="dxa" w:w="1380"/>
+            <w:tcW w:type="dxa" w:w="1545"/>
             <w:shd w:val="clear" w:color="auto" w:fill="F1F6F3"/>
             <w:vAlign w:val="center"/>
           </w:tcPr>
@@ -1542,13 +1542,13 @@
         </w:tc>
         <w:tc>
           <w:tcPr>
-            <w:tcW w:type="dxa" w:w="3825"/>
+            <w:tcW w:type="dxa" w:w="3660"/>
           </w:tcPr>
           <w:p/>
         </w:tc>
         <w:tc>
           <w:tcPr>
-            <w:tcW w:type="dxa" w:w="1380"/>
+            <w:tcW w:type="dxa" w:w="1545"/>
             <w:shd w:val="clear" w:color="auto" w:fill="F1F6F3"/>
             <w:vAlign w:val="center"/>
           </w:tcPr>
@@ -1569,7 +1569,7 @@
         </w:tc>
         <w:tc>
           <w:tcPr>
-            <w:tcW w:type="dxa" w:w="3825"/>
+            <w:tcW w:type="dxa" w:w="3660"/>
           </w:tcPr>
           <w:p/>
         </w:tc>
@@ -1581,7 +1581,7 @@
         </w:trPr>
         <w:tc>
           <w:tcPr>
-            <w:tcW w:type="dxa" w:w="1380"/>
+            <w:tcW w:type="dxa" w:w="1545"/>
             <w:shd w:val="clear" w:color="auto" w:fill="F1F6F3"/>
             <w:vAlign w:val="center"/>
           </w:tcPr>
@@ -1602,13 +1602,13 @@
         </w:tc>
         <w:tc>
           <w:tcPr>
-            <w:tcW w:type="dxa" w:w="3825"/>
+            <w:tcW w:type="dxa" w:w="3660"/>
           </w:tcPr>
           <w:p/>
         </w:tc>
         <w:tc>
           <w:tcPr>
-            <w:tcW w:type="dxa" w:w="1380"/>
+            <w:tcW w:type="dxa" w:w="1545"/>
             <w:shd w:val="clear" w:color="auto" w:fill="F1F6F3"/>
             <w:vAlign w:val="center"/>
           </w:tcPr>
@@ -1623,13 +1623,15 @@
                 <w:color w:val="224F37"/>
                 <w:sz w:val="18"/>
               </w:rPr>
-              <w:t>사용 기술 · 도구</w:t>
+              <w:t>사용 기술 ·</w:t>
+              <w:br/>
+              <w:t>도구</w:t>
             </w:r>
           </w:p>
         </w:tc>
         <w:tc>
           <w:tcPr>
-            <w:tcW w:type="dxa" w:w="3825"/>
+            <w:tcW w:type="dxa" w:w="3660"/>
           </w:tcPr>
           <w:p/>
         </w:tc>
@@ -1641,7 +1643,7 @@
         </w:trPr>
         <w:tc>
           <w:tcPr>
-            <w:tcW w:type="dxa" w:w="1380"/>
+            <w:tcW w:type="dxa" w:w="1545"/>
             <w:shd w:val="clear" w:color="auto" w:fill="F1F6F3"/>
             <w:vAlign w:val="center"/>
           </w:tcPr>
@@ -1662,7 +1664,7 @@
         </w:tc>
         <w:tc>
           <w:tcPr>
-            <w:tcW w:type="dxa" w:w="9030"/>
+            <w:tcW w:type="dxa" w:w="8865"/>
             <w:gridSpan w:val="3"/>
           </w:tcPr>
           <w:p/>
@@ -1675,7 +1677,7 @@
         </w:trPr>
         <w:tc>
           <w:tcPr>
-            <w:tcW w:type="dxa" w:w="1380"/>
+            <w:tcW w:type="dxa" w:w="1545"/>
             <w:shd w:val="clear" w:color="auto" w:fill="F1F6F3"/>
             <w:vAlign w:val="center"/>
           </w:tcPr>
@@ -1696,7 +1698,7 @@
         </w:tc>
         <w:tc>
           <w:tcPr>
-            <w:tcW w:type="dxa" w:w="9030"/>
+            <w:tcW w:type="dxa" w:w="8865"/>
             <w:gridSpan w:val="3"/>
           </w:tcPr>
           <w:p/>
@@ -1730,10 +1732,10 @@
         <w:tblLook w:firstColumn="1" w:firstRow="1" w:lastColumn="0" w:lastRow="0" w:noHBand="0" w:noVBand="1" w:val="04A0"/>
       </w:tblPr>
       <w:tblGrid>
-        <w:gridCol w:w="1380"/>
-        <w:gridCol w:w="3825"/>
-        <w:gridCol w:w="1380"/>
-        <w:gridCol w:w="3825"/>
+        <w:gridCol w:w="1545"/>
+        <w:gridCol w:w="3660"/>
+        <w:gridCol w:w="1545"/>
+        <w:gridCol w:w="3660"/>
       </w:tblGrid>
       <w:tr>
         <w:trPr>
@@ -1742,7 +1744,7 @@
         </w:trPr>
         <w:tc>
           <w:tcPr>
-            <w:tcW w:type="dxa" w:w="1380"/>
+            <w:tcW w:type="dxa" w:w="1545"/>
             <w:shd w:val="clear" w:color="auto" w:fill="F1F6F3"/>
             <w:vAlign w:val="center"/>
           </w:tcPr>
@@ -1763,13 +1765,13 @@
         </w:tc>
         <w:tc>
           <w:tcPr>
-            <w:tcW w:type="dxa" w:w="3825"/>
+            <w:tcW w:type="dxa" w:w="3660"/>
           </w:tcPr>
           <w:p/>
         </w:tc>
         <w:tc>
           <w:tcPr>
-            <w:tcW w:type="dxa" w:w="1380"/>
+            <w:tcW w:type="dxa" w:w="1545"/>
             <w:shd w:val="clear" w:color="auto" w:fill="F1F6F3"/>
             <w:vAlign w:val="center"/>
           </w:tcPr>
@@ -1790,7 +1792,7 @@
         </w:tc>
         <w:tc>
           <w:tcPr>
-            <w:tcW w:type="dxa" w:w="3825"/>
+            <w:tcW w:type="dxa" w:w="3660"/>
           </w:tcPr>
           <w:p/>
         </w:tc>
@@ -1802,7 +1804,7 @@
         </w:trPr>
         <w:tc>
           <w:tcPr>
-            <w:tcW w:type="dxa" w:w="1380"/>
+            <w:tcW w:type="dxa" w:w="1545"/>
             <w:shd w:val="clear" w:color="auto" w:fill="F1F6F3"/>
             <w:vAlign w:val="center"/>
           </w:tcPr>
@@ -1823,13 +1825,13 @@
         </w:tc>
         <w:tc>
           <w:tcPr>
-            <w:tcW w:type="dxa" w:w="3825"/>
+            <w:tcW w:type="dxa" w:w="3660"/>
           </w:tcPr>
           <w:p/>
         </w:tc>
         <w:tc>
           <w:tcPr>
-            <w:tcW w:type="dxa" w:w="1380"/>
+            <w:tcW w:type="dxa" w:w="1545"/>
             <w:shd w:val="clear" w:color="auto" w:fill="F1F6F3"/>
             <w:vAlign w:val="center"/>
           </w:tcPr>
@@ -1844,13 +1846,15 @@
                 <w:color w:val="224F37"/>
                 <w:sz w:val="18"/>
               </w:rPr>
-              <w:t>사용 기술 · 도구</w:t>
+              <w:t>사용 기술 ·</w:t>
+              <w:br/>
+              <w:t>도구</w:t>
             </w:r>
           </w:p>
         </w:tc>
         <w:tc>
           <w:tcPr>
-            <w:tcW w:type="dxa" w:w="3825"/>
+            <w:tcW w:type="dxa" w:w="3660"/>
           </w:tcPr>
           <w:p/>
         </w:tc>
@@ -1862,7 +1866,7 @@
         </w:trPr>
         <w:tc>
           <w:tcPr>
-            <w:tcW w:type="dxa" w:w="1380"/>
+            <w:tcW w:type="dxa" w:w="1545"/>
             <w:shd w:val="clear" w:color="auto" w:fill="F1F6F3"/>
             <w:vAlign w:val="center"/>
           </w:tcPr>
@@ -1883,7 +1887,7 @@
         </w:tc>
         <w:tc>
           <w:tcPr>
-            <w:tcW w:type="dxa" w:w="9030"/>
+            <w:tcW w:type="dxa" w:w="8865"/>
             <w:gridSpan w:val="3"/>
           </w:tcPr>
           <w:p/>
@@ -1896,7 +1900,7 @@
         </w:trPr>
         <w:tc>
           <w:tcPr>
-            <w:tcW w:type="dxa" w:w="1380"/>
+            <w:tcW w:type="dxa" w:w="1545"/>
             <w:shd w:val="clear" w:color="auto" w:fill="F1F6F3"/>
             <w:vAlign w:val="center"/>
           </w:tcPr>
@@ -1917,7 +1921,7 @@
         </w:tc>
         <w:tc>
           <w:tcPr>
-            <w:tcW w:type="dxa" w:w="9030"/>
+            <w:tcW w:type="dxa" w:w="8865"/>
             <w:gridSpan w:val="3"/>
           </w:tcPr>
           <w:p/>

--- a/public/fun/forms/이력서_생산·품질관리_6_NCS형.docx
+++ b/public/fun/forms/이력서_생산·품질관리_6_NCS형.docx
@@ -493,7 +493,7 @@
                 <w:color w:val="A9B0B8"/>
                 <w:sz w:val="16"/>
               </w:rPr>
-              <w:t>예) 2024.06.</w:t>
+              <w:t>예) ○○○○.○○.</w:t>
             </w:r>
           </w:p>
         </w:tc>
@@ -670,7 +670,7 @@
                 <w:color w:val="A9B0B8"/>
                 <w:sz w:val="16"/>
               </w:rPr>
-              <w:t>예) 2022.03 ~ 2024.02</w:t>
+              <w:t>예) ○○○○.○○ ~ ○○○○.○○</w:t>
             </w:r>
           </w:p>
         </w:tc>
@@ -689,7 +689,7 @@
                 <w:color w:val="A9B0B8"/>
                 <w:sz w:val="16"/>
               </w:rPr>
-              <w:t>○○대학교</w:t>
+              <w:t>학교명 입력</w:t>
             </w:r>
           </w:p>
         </w:tc>
@@ -708,7 +708,7 @@
                 <w:color w:val="A9B0B8"/>
                 <w:sz w:val="16"/>
               </w:rPr>
-              <w:t>○○학과 (학점 3.8/4.5)</w:t>
+              <w:t>○○학과 (학점 입력)</w:t>
             </w:r>
           </w:p>
         </w:tc>
@@ -919,7 +919,7 @@
                 <w:color w:val="A9B0B8"/>
                 <w:sz w:val="16"/>
               </w:rPr>
-              <w:t>예) 2023.05.</w:t>
+              <w:t>예) ○○○○.○○.</w:t>
             </w:r>
           </w:p>
         </w:tc>
@@ -1216,7 +1216,7 @@
                 <w:color w:val="A9B0B8"/>
                 <w:sz w:val="16"/>
               </w:rPr>
-              <w:t>예) 2022.03 ~ 2024.02</w:t>
+              <w:t>예) ○○○○.○○ ~ ○○○○.○○</w:t>
             </w:r>
           </w:p>
         </w:tc>
@@ -1943,7 +1943,7 @@
         <w:rPr>
           <w:sz w:val="19"/>
         </w:rPr>
-        <w:t>위 내용은 사실과 다름이 없음을 확인합니다.     20      년      월      일     작성자 :  ______________  (서명)</w:t>
+        <w:t>위 내용은 사실과 다름이 없음을 확인합니다.           년      월      일     작성자 :  ______________  (서명)</w:t>
       </w:r>
     </w:p>
     <w:p>
@@ -2209,7 +2209,7 @@
                 <w:color w:val="40825F"/>
                 <w:sz w:val="19"/>
               </w:rPr>
-              <w:t>2020~현재 · ○○제조 조립 라인 · 공정 불량률 2.4% → 0.9%, 설비 가동률 +6%p</w:t>
+              <w:t>기간 입력 · ○○제조 조립 라인 · 공정 불량률 2.4% → 0.9%, 설비 가동률 +6%p</w:t>
             </w:r>
           </w:p>
         </w:tc>
